--- a/非技术类文档/提问的智慧-电子设计分支.docx
+++ b/非技术类文档/提问的智慧-电子设计分支.docx
@@ -770,7 +770,7 @@
           <w:szCs w:val="36"/>
           <w:lang w:val="en-US" w:eastAsia="zh-CN"/>
         </w:rPr>
-        <w:t>快准狠的描述问题</w:t>
+        <w:t>快准狠地描述问题</w:t>
       </w:r>
     </w:p>
     <w:p>
@@ -1155,12 +1155,21 @@
           <w:lang w:val="en-US" w:eastAsia="zh-CN"/>
         </w:rPr>
       </w:pPr>
-      <w:r>
-        <w:rPr>
-          <w:rFonts w:hint="eastAsia"/>
-          <w:lang w:val="en-US" w:eastAsia="zh-CN"/>
-        </w:rPr>
-        <w:t>大群里人多力量大。会更快解决问题。并且其他有同样问题的人可以通过查询聊天记录解决</w:t>
+      <w:bookmarkStart w:id="0" w:name="_GoBack"/>
+      <w:r>
+        <w:rPr>
+          <w:rFonts w:hint="eastAsia"/>
+          <w:lang w:val="en-US" w:eastAsia="zh-CN"/>
+        </w:rPr>
+        <w:t>大群</w:t>
+      </w:r>
+      <w:bookmarkEnd w:id="0"/>
+      <w:r>
+        <w:rPr>
+          <w:rFonts w:hint="eastAsia"/>
+          <w:lang w:val="en-US" w:eastAsia="zh-CN"/>
+        </w:rPr>
+        <w:t>里人多力量大。会更快解决问题。并且其他有同样问题的人可以通过查询聊天记录解决</w:t>
       </w:r>
     </w:p>
     <w:p>
@@ -1182,8 +1191,6 @@
         </w:rPr>
         <w:t>你私聊询问的学长有可能正在上课或者正在休息。</w:t>
       </w:r>
-      <w:bookmarkStart w:id="0" w:name="_GoBack"/>
-      <w:bookmarkEnd w:id="0"/>
     </w:p>
     <w:p>
       <w:pPr>
